--- a/template_agreement.docx
+++ b/template_agreement.docx
@@ -1,6 +1,6 @@
 
 <file path=word/document.xml><?xml version="1.0" encoding="utf-8"?>
-<w:document xmlns:wpc="http://schemas.microsoft.com/office/word/2010/wordprocessingCanvas" xmlns:cx="http://schemas.microsoft.com/office/drawing/2014/chartex" xmlns:cx1="http://schemas.microsoft.com/office/drawing/2015/9/8/chartex" xmlns:cx2="http://schemas.microsoft.com/office/drawing/2015/10/21/chartex" xmlns:cx3="http://schemas.microsoft.com/office/drawing/2016/5/9/chartex" xmlns:cx4="http://schemas.microsoft.com/office/drawing/2016/5/10/chartex" xmlns:cx5="http://schemas.microsoft.com/office/drawing/2016/5/11/chartex" xmlns:cx6="http://schemas.microsoft.com/office/drawing/2016/5/12/chartex" xmlns:cx7="http://schemas.microsoft.com/office/drawing/2016/5/13/chartex" xmlns:cx8="http://schemas.microsoft.com/office/drawing/2016/5/14/chartex" xmlns:mc="http://schemas.openxmlformats.org/markup-compatibility/2006" xmlns:aink="http://schemas.microsoft.com/office/drawing/2016/ink" xmlns:am3d="http://schemas.microsoft.com/office/drawing/2017/model3d" xmlns:o="urn:schemas-microsoft-com:office:office" xmlns:oel="http://schemas.microsoft.com/office/2019/extlst" xmlns:r="http://schemas.openxmlformats.org/officeDocument/2006/relationships" xmlns:m="http://schemas.openxmlformats.org/officeDocument/2006/math" xmlns:v="urn:schemas-microsoft-com:vml" xmlns:wp14="http://schemas.microsoft.com/office/word/2010/wordprocessingDrawing" xmlns:wp="http://schemas.openxmlformats.org/drawingml/2006/wordprocessingDrawing" xmlns:w10="urn:schemas-microsoft-com:office:word" xmlns:w="http://schemas.openxmlformats.org/wordprocessingml/2006/main" xmlns:w14="http://schemas.microsoft.com/office/word/2010/wordml" xmlns:w15="http://schemas.microsoft.com/office/word/2012/wordml" xmlns:w16cei="http://schemas.microsoft.com/office/word/2026/wordml/cei" xmlns:w16cex="http://schemas.microsoft.com/office/word/2018/wordml/cex" xmlns:w16cid="http://schemas.microsoft.com/office/word/2016/wordml/cid" xmlns:w16="http://schemas.microsoft.com/office/word/2018/wordml" xmlns:w16du="http://schemas.microsoft.com/office/word/2023/wordml/word16du" xmlns:w16sdtdh="http://schemas.microsoft.com/office/word/2020/wordml/sdtdatahash" xmlns:w16sdtfl="http://schemas.microsoft.com/office/word/2024/wordml/sdtformatlock" xmlns:w16se="http://schemas.microsoft.com/office/word/2015/wordml/symex" xmlns:wpg="http://schemas.microsoft.com/office/word/2010/wordprocessingGroup" xmlns:wpi="http://schemas.microsoft.com/office/word/2010/wordprocessingInk" xmlns:wne="http://schemas.microsoft.com/office/word/2006/wordml" xmlns:wps="http://schemas.microsoft.com/office/word/2010/wordprocessingShape" mc:Ignorable="w14 w15 w16se w16cid w16 w16cex w16sdtdh w16sdtfl w16du wp14">
+<w:document xmlns:wpc="http://schemas.microsoft.com/office/word/2010/wordprocessingCanvas" xmlns:cx="http://schemas.microsoft.com/office/drawing/2014/chartex" xmlns:cx1="http://schemas.microsoft.com/office/drawing/2015/9/8/chartex" xmlns:cx2="http://schemas.microsoft.com/office/drawing/2015/10/21/chartex" xmlns:cx3="http://schemas.microsoft.com/office/drawing/2016/5/9/chartex" xmlns:cx4="http://schemas.microsoft.com/office/drawing/2016/5/10/chartex" xmlns:cx5="http://schemas.microsoft.com/office/drawing/2016/5/11/chartex" xmlns:cx6="http://schemas.microsoft.com/office/drawing/2016/5/12/chartex" xmlns:cx7="http://schemas.microsoft.com/office/drawing/2016/5/13/chartex" xmlns:cx8="http://schemas.microsoft.com/office/drawing/2016/5/14/chartex" xmlns:mc="http://schemas.openxmlformats.org/markup-compatibility/2006" xmlns:aink="http://schemas.microsoft.com/office/drawing/2016/ink" xmlns:am3d="http://schemas.microsoft.com/office/drawing/2017/model3d" xmlns:o="urn:schemas-microsoft-com:office:office" xmlns:oel="http://schemas.microsoft.com/office/2019/extlst" xmlns:r="http://schemas.openxmlformats.org/officeDocument/2006/relationships" xmlns:m="http://schemas.openxmlformats.org/officeDocument/2006/math" xmlns:v="urn:schemas-microsoft-com:vml" xmlns:wp14="http://schemas.microsoft.com/office/word/2010/wordprocessingDrawing" xmlns:wp="http://schemas.openxmlformats.org/drawingml/2006/wordprocessingDrawing" xmlns:w10="urn:schemas-microsoft-com:office:word" xmlns:w="http://schemas.openxmlformats.org/wordprocessingml/2006/main" xmlns:w14="http://schemas.microsoft.com/office/word/2010/wordml" xmlns:w15="http://schemas.microsoft.com/office/word/2012/wordml" xmlns:w16cex="http://schemas.microsoft.com/office/word/2018/wordml/cex" xmlns:w16cid="http://schemas.microsoft.com/office/word/2016/wordml/cid" xmlns:w16="http://schemas.microsoft.com/office/word/2018/wordml" xmlns:w16du="http://schemas.microsoft.com/office/word/2023/wordml/word16du" xmlns:w16sdtdh="http://schemas.microsoft.com/office/word/2020/wordml/sdtdatahash" xmlns:w16sdtfl="http://schemas.microsoft.com/office/word/2024/wordml/sdtformatlock" xmlns:w16se="http://schemas.microsoft.com/office/word/2015/wordml/symex" xmlns:wpg="http://schemas.microsoft.com/office/word/2010/wordprocessingGroup" xmlns:wpi="http://schemas.microsoft.com/office/word/2010/wordprocessingInk" xmlns:wne="http://schemas.microsoft.com/office/word/2006/wordml" xmlns:wps="http://schemas.microsoft.com/office/word/2010/wordprocessingShape" mc:Ignorable="w14 w15 w16se w16cid w16 w16cex w16sdtdh w16sdtfl w16du wp14">
   <w:body>
     <w:p>
       <w:pPr>
@@ -638,6 +638,9 @@
       <w:r>
         <w:t>{{PROPERTY_ADDRESS}}</w:t>
       </w:r>
+      <w:r>
+        <w:t>, {{PROPERTY_CITY}}, {{PROPERTY_STATE}} {{PROPERTY_ZIP}}</w:t>
+      </w:r>
     </w:p>
     <w:p>
       <w:pPr>
@@ -685,15 +688,7 @@
         <w:t xml:space="preserve">1.26. “Security Instrument(s)” </w:t>
       </w:r>
       <w:r>
-        <w:t xml:space="preserve">shall mean </w:t>
-      </w:r>
-      <w:proofErr w:type="gramStart"/>
-      <w:r>
-        <w:t>any and all</w:t>
-      </w:r>
-      <w:proofErr w:type="gramEnd"/>
-      <w:r>
-        <w:t xml:space="preserve"> agreements of even date herewith that secure the Real Property Collateral, including but not limited to any (</w:t>
+        <w:t>shall mean any and all agreements of even date herewith that secure the Real Property Collateral, including but not limited to any (</w:t>
       </w:r>
       <w:proofErr w:type="spellStart"/>
       <w:r>
@@ -2384,15 +2379,7 @@
         <w:t xml:space="preserve"> Funds for Taxes, Insurance, and other Impositions. </w:t>
       </w:r>
       <w:r>
-        <w:t xml:space="preserve">If Borrower is in default under this Agreement or any of the Loan Documents, regardless of whether the default has been cured, then Lender may at any subsequent time, at its option to be exercised on 30 days written notice to Borrower, require Borrower to deposit with Lender or its designee, at the time of each payment of an installment of interest or principal under the Note, an additional amount sufficient to discharge the Impositions (as defined in the Security Instrument) as they become due. The calculation of the amount payable and of the fractional part of it to be deposited with Lender shall be made by Lender in its sole and absolute discretion. These amounts shall be held by Lender or its designee not in trust and not as agent of Borrower and shall not bear </w:t>
-      </w:r>
-      <w:proofErr w:type="gramStart"/>
-      <w:r>
-        <w:t>interest, and</w:t>
-      </w:r>
-      <w:proofErr w:type="gramEnd"/>
-      <w:r>
-        <w:t xml:space="preserve"> shall be applied to the payment of any of the Impositions (as defined in the Security Instrument) under the Loan Documents in such order or priority as Lender shall determine. If at any time within 30 days before the due date of these obligations the amounts then on deposit shall be insufficient to pay the obligations under the Note and this Agreement in full, Borrower shall deposit the amount of the deficiency with Lender within 10 days after Lender's demand. If the amounts deposited are in excess of the actual </w:t>
+        <w:t xml:space="preserve">If Borrower is in default under this Agreement or any of the Loan Documents, regardless of whether the default has been cured, then Lender may at any subsequent time, at its option to be exercised on 30 days written notice to Borrower, require Borrower to deposit with Lender or its designee, at the time of each payment of an installment of interest or principal under the Note, an additional amount sufficient to discharge the Impositions (as defined in the Security Instrument) as they become due. The calculation of the amount payable and of the fractional part of it to be deposited with Lender shall be made by Lender in its sole and absolute discretion. These amounts shall be held by Lender or its designee not in trust and not as agent of Borrower and shall not bear interest, and shall be applied to the payment of any of the Impositions (as defined in the Security Instrument) under the Loan Documents in such order or priority as Lender shall determine. If at any time within 30 days before the due date of these obligations the amounts then on deposit shall be insufficient to pay the obligations under the Note and this Agreement in full, Borrower shall deposit the amount of the deficiency with Lender within 10 days after Lender's demand. If the amounts deposited are in excess of the actual </w:t>
       </w:r>
       <w:r>
         <w:lastRenderedPageBreak/>
@@ -4273,15 +4260,7 @@
         <w:t>8.21. Integration.</w:t>
       </w:r>
       <w:r>
-        <w:t xml:space="preserve"> This Agreement and all schedules and </w:t>
-      </w:r>
-      <w:proofErr w:type="gramStart"/>
-      <w:r>
-        <w:t>exhibits</w:t>
-      </w:r>
-      <w:proofErr w:type="gramEnd"/>
-      <w:r>
-        <w:t xml:space="preserve"> hereto referred to herein, together with the Note and the other Loan Documents, embody the final, entire agreement among the parties and supersede any and all prior commitments, agreements, representations and understandings, whether written or oral, relating to the subject matter hereof and may not be contradicted or varied by evidence of prior, contemporaneous, or subsequent oral agreements or discussions of the parties. There are no oral agreements among the parties. Except as otherwise provided in this Agreement, if any provision contained in this Agreement </w:t>
+        <w:t xml:space="preserve"> This Agreement and all schedules and exhibits hereto referred to herein, together with the Note and the other Loan Documents, embody the final, entire agreement among the parties and supersede any and all prior commitments, agreements, representations and understandings, whether written or oral, relating to the subject matter hereof and may not be contradicted or varied by evidence of prior, contemporaneous, or subsequent oral agreements or discussions of the parties. There are no oral agreements among the parties. Except as otherwise provided in this Agreement, if any provision contained in this Agreement </w:t>
       </w:r>
       <w:proofErr w:type="gramStart"/>
       <w:r>
@@ -4345,7 +4324,12 @@
     <w:p>
       <w:pPr>
         <w:spacing w:after="200"/>
-      </w:pPr>
+        <w:rPr>
+          <w:b/>
+          <w:bCs/>
+        </w:rPr>
+      </w:pPr>
+      <w:proofErr w:type="gramStart"/>
       <w:r>
         <w:rPr>
           <w:b/>
@@ -4353,18 +4337,29 @@
         </w:rPr>
         <w:t>BORROWER:</w:t>
       </w:r>
-    </w:p>
-    <w:p>
-      <w:pPr>
-        <w:spacing w:after="300"/>
-      </w:pPr>
-      <w:r>
-        <w:rPr>
-          <w:b/>
-          <w:bCs/>
-        </w:rPr>
-        <w:t>{{VESTING}}</w:t>
-      </w:r>
+      <w:r>
+        <w:t xml:space="preserve"> </w:t>
+      </w:r>
+      <w:r>
+        <w:rPr>
+          <w:b/>
+          <w:bCs/>
+        </w:rPr>
+        <w:t>{{</w:t>
+      </w:r>
+      <w:proofErr w:type="gramEnd"/>
+      <w:r>
+        <w:rPr>
+          <w:b/>
+          <w:bCs/>
+        </w:rPr>
+        <w:t>VESTING}}</w:t>
+      </w:r>
+    </w:p>
+    <w:p>
+      <w:pPr>
+        <w:spacing w:after="200"/>
+      </w:pPr>
     </w:p>
     <w:p>
       <w:pPr>
@@ -4377,6 +4372,9 @@
       <w:proofErr w:type="gramEnd"/>
       <w:r>
         <w:t>: _________________________</w:t>
+      </w:r>
+      <w:r>
+        <w:t>___________</w:t>
       </w:r>
     </w:p>
     <w:p>
@@ -4402,7 +4400,7 @@
 </file>
 
 <file path=word/endnotes.xml><?xml version="1.0" encoding="utf-8"?>
-<w:endnotes xmlns:wpc="http://schemas.microsoft.com/office/word/2010/wordprocessingCanvas" xmlns:cx="http://schemas.microsoft.com/office/drawing/2014/chartex" xmlns:cx1="http://schemas.microsoft.com/office/drawing/2015/9/8/chartex" xmlns:cx2="http://schemas.microsoft.com/office/drawing/2015/10/21/chartex" xmlns:cx3="http://schemas.microsoft.com/office/drawing/2016/5/9/chartex" xmlns:cx4="http://schemas.microsoft.com/office/drawing/2016/5/10/chartex" xmlns:cx5="http://schemas.microsoft.com/office/drawing/2016/5/11/chartex" xmlns:cx6="http://schemas.microsoft.com/office/drawing/2016/5/12/chartex" xmlns:cx7="http://schemas.microsoft.com/office/drawing/2016/5/13/chartex" xmlns:cx8="http://schemas.microsoft.com/office/drawing/2016/5/14/chartex" xmlns:mc="http://schemas.openxmlformats.org/markup-compatibility/2006" xmlns:aink="http://schemas.microsoft.com/office/drawing/2016/ink" xmlns:am3d="http://schemas.microsoft.com/office/drawing/2017/model3d" xmlns:o="urn:schemas-microsoft-com:office:office" xmlns:oel="http://schemas.microsoft.com/office/2019/extlst" xmlns:r="http://schemas.openxmlformats.org/officeDocument/2006/relationships" xmlns:m="http://schemas.openxmlformats.org/officeDocument/2006/math" xmlns:v="urn:schemas-microsoft-com:vml" xmlns:wp14="http://schemas.microsoft.com/office/word/2010/wordprocessingDrawing" xmlns:wp="http://schemas.openxmlformats.org/drawingml/2006/wordprocessingDrawing" xmlns:w10="urn:schemas-microsoft-com:office:word" xmlns:w="http://schemas.openxmlformats.org/wordprocessingml/2006/main" xmlns:w14="http://schemas.microsoft.com/office/word/2010/wordml" xmlns:w15="http://schemas.microsoft.com/office/word/2012/wordml" xmlns:w16cei="http://schemas.microsoft.com/office/word/2026/wordml/cei" xmlns:w16cex="http://schemas.microsoft.com/office/word/2018/wordml/cex" xmlns:w16cid="http://schemas.microsoft.com/office/word/2016/wordml/cid" xmlns:w16="http://schemas.microsoft.com/office/word/2018/wordml" xmlns:w16du="http://schemas.microsoft.com/office/word/2023/wordml/word16du" xmlns:w16sdtdh="http://schemas.microsoft.com/office/word/2020/wordml/sdtdatahash" xmlns:w16sdtfl="http://schemas.microsoft.com/office/word/2024/wordml/sdtformatlock" xmlns:w16se="http://schemas.microsoft.com/office/word/2015/wordml/symex" xmlns:wpg="http://schemas.microsoft.com/office/word/2010/wordprocessingGroup" xmlns:wpi="http://schemas.microsoft.com/office/word/2010/wordprocessingInk" xmlns:wne="http://schemas.microsoft.com/office/word/2006/wordml" xmlns:wps="http://schemas.microsoft.com/office/word/2010/wordprocessingShape" mc:Ignorable="w14 w15 w16se w16cid w16 w16cex w16sdtdh w16sdtfl w16du wp14">
+<w:endnotes xmlns:wpc="http://schemas.microsoft.com/office/word/2010/wordprocessingCanvas" xmlns:cx="http://schemas.microsoft.com/office/drawing/2014/chartex" xmlns:cx1="http://schemas.microsoft.com/office/drawing/2015/9/8/chartex" xmlns:cx2="http://schemas.microsoft.com/office/drawing/2015/10/21/chartex" xmlns:cx3="http://schemas.microsoft.com/office/drawing/2016/5/9/chartex" xmlns:cx4="http://schemas.microsoft.com/office/drawing/2016/5/10/chartex" xmlns:cx5="http://schemas.microsoft.com/office/drawing/2016/5/11/chartex" xmlns:cx6="http://schemas.microsoft.com/office/drawing/2016/5/12/chartex" xmlns:cx7="http://schemas.microsoft.com/office/drawing/2016/5/13/chartex" xmlns:cx8="http://schemas.microsoft.com/office/drawing/2016/5/14/chartex" xmlns:mc="http://schemas.openxmlformats.org/markup-compatibility/2006" xmlns:aink="http://schemas.microsoft.com/office/drawing/2016/ink" xmlns:am3d="http://schemas.microsoft.com/office/drawing/2017/model3d" xmlns:o="urn:schemas-microsoft-com:office:office" xmlns:oel="http://schemas.microsoft.com/office/2019/extlst" xmlns:r="http://schemas.openxmlformats.org/officeDocument/2006/relationships" xmlns:m="http://schemas.openxmlformats.org/officeDocument/2006/math" xmlns:v="urn:schemas-microsoft-com:vml" xmlns:wp14="http://schemas.microsoft.com/office/word/2010/wordprocessingDrawing" xmlns:wp="http://schemas.openxmlformats.org/drawingml/2006/wordprocessingDrawing" xmlns:w10="urn:schemas-microsoft-com:office:word" xmlns:w="http://schemas.openxmlformats.org/wordprocessingml/2006/main" xmlns:w14="http://schemas.microsoft.com/office/word/2010/wordml" xmlns:w15="http://schemas.microsoft.com/office/word/2012/wordml" xmlns:w16cex="http://schemas.microsoft.com/office/word/2018/wordml/cex" xmlns:w16cid="http://schemas.microsoft.com/office/word/2016/wordml/cid" xmlns:w16="http://schemas.microsoft.com/office/word/2018/wordml" xmlns:w16du="http://schemas.microsoft.com/office/word/2023/wordml/word16du" xmlns:w16sdtdh="http://schemas.microsoft.com/office/word/2020/wordml/sdtdatahash" xmlns:w16sdtfl="http://schemas.microsoft.com/office/word/2024/wordml/sdtformatlock" xmlns:w16se="http://schemas.microsoft.com/office/word/2015/wordml/symex" xmlns:wpg="http://schemas.microsoft.com/office/word/2010/wordprocessingGroup" xmlns:wpi="http://schemas.microsoft.com/office/word/2010/wordprocessingInk" xmlns:wne="http://schemas.microsoft.com/office/word/2006/wordml" xmlns:wps="http://schemas.microsoft.com/office/word/2010/wordprocessingShape" mc:Ignorable="w14 w15 w16se w16cid w16 w16cex w16sdtdh w16sdtfl w16du wp14">
   <w:endnote w:type="separator" w:id="-1">
     <w:p>
       <w:r>
@@ -4421,7 +4419,7 @@
 </file>
 
 <file path=word/footer1.xml><?xml version="1.0" encoding="utf-8"?>
-<w:ftr xmlns:wpc="http://schemas.microsoft.com/office/word/2010/wordprocessingCanvas" xmlns:cx="http://schemas.microsoft.com/office/drawing/2014/chartex" xmlns:cx1="http://schemas.microsoft.com/office/drawing/2015/9/8/chartex" xmlns:cx2="http://schemas.microsoft.com/office/drawing/2015/10/21/chartex" xmlns:cx3="http://schemas.microsoft.com/office/drawing/2016/5/9/chartex" xmlns:cx4="http://schemas.microsoft.com/office/drawing/2016/5/10/chartex" xmlns:cx5="http://schemas.microsoft.com/office/drawing/2016/5/11/chartex" xmlns:cx6="http://schemas.microsoft.com/office/drawing/2016/5/12/chartex" xmlns:cx7="http://schemas.microsoft.com/office/drawing/2016/5/13/chartex" xmlns:cx8="http://schemas.microsoft.com/office/drawing/2016/5/14/chartex" xmlns:mc="http://schemas.openxmlformats.org/markup-compatibility/2006" xmlns:aink="http://schemas.microsoft.com/office/drawing/2016/ink" xmlns:am3d="http://schemas.microsoft.com/office/drawing/2017/model3d" xmlns:o="urn:schemas-microsoft-com:office:office" xmlns:oel="http://schemas.microsoft.com/office/2019/extlst" xmlns:r="http://schemas.openxmlformats.org/officeDocument/2006/relationships" xmlns:m="http://schemas.openxmlformats.org/officeDocument/2006/math" xmlns:v="urn:schemas-microsoft-com:vml" xmlns:wp14="http://schemas.microsoft.com/office/word/2010/wordprocessingDrawing" xmlns:wp="http://schemas.openxmlformats.org/drawingml/2006/wordprocessingDrawing" xmlns:w10="urn:schemas-microsoft-com:office:word" xmlns:w="http://schemas.openxmlformats.org/wordprocessingml/2006/main" xmlns:w14="http://schemas.microsoft.com/office/word/2010/wordml" xmlns:w15="http://schemas.microsoft.com/office/word/2012/wordml" xmlns:w16cei="http://schemas.microsoft.com/office/word/2026/wordml/cei" xmlns:w16cex="http://schemas.microsoft.com/office/word/2018/wordml/cex" xmlns:w16cid="http://schemas.microsoft.com/office/word/2016/wordml/cid" xmlns:w16="http://schemas.microsoft.com/office/word/2018/wordml" xmlns:w16du="http://schemas.microsoft.com/office/word/2023/wordml/word16du" xmlns:w16sdtdh="http://schemas.microsoft.com/office/word/2020/wordml/sdtdatahash" xmlns:w16sdtfl="http://schemas.microsoft.com/office/word/2024/wordml/sdtformatlock" xmlns:w16se="http://schemas.microsoft.com/office/word/2015/wordml/symex" xmlns:wpg="http://schemas.microsoft.com/office/word/2010/wordprocessingGroup" xmlns:wpi="http://schemas.microsoft.com/office/word/2010/wordprocessingInk" xmlns:wne="http://schemas.microsoft.com/office/word/2006/wordml" xmlns:wps="http://schemas.microsoft.com/office/word/2010/wordprocessingShape" mc:Ignorable="w14 w15 w16se w16cid w16 w16cex w16sdtdh w16sdtfl w16du wp14">
+<w:ftr xmlns:wpc="http://schemas.microsoft.com/office/word/2010/wordprocessingCanvas" xmlns:cx="http://schemas.microsoft.com/office/drawing/2014/chartex" xmlns:cx1="http://schemas.microsoft.com/office/drawing/2015/9/8/chartex" xmlns:cx2="http://schemas.microsoft.com/office/drawing/2015/10/21/chartex" xmlns:cx3="http://schemas.microsoft.com/office/drawing/2016/5/9/chartex" xmlns:cx4="http://schemas.microsoft.com/office/drawing/2016/5/10/chartex" xmlns:cx5="http://schemas.microsoft.com/office/drawing/2016/5/11/chartex" xmlns:cx6="http://schemas.microsoft.com/office/drawing/2016/5/12/chartex" xmlns:cx7="http://schemas.microsoft.com/office/drawing/2016/5/13/chartex" xmlns:cx8="http://schemas.microsoft.com/office/drawing/2016/5/14/chartex" xmlns:mc="http://schemas.openxmlformats.org/markup-compatibility/2006" xmlns:aink="http://schemas.microsoft.com/office/drawing/2016/ink" xmlns:am3d="http://schemas.microsoft.com/office/drawing/2017/model3d" xmlns:o="urn:schemas-microsoft-com:office:office" xmlns:oel="http://schemas.microsoft.com/office/2019/extlst" xmlns:r="http://schemas.openxmlformats.org/officeDocument/2006/relationships" xmlns:m="http://schemas.openxmlformats.org/officeDocument/2006/math" xmlns:v="urn:schemas-microsoft-com:vml" xmlns:wp14="http://schemas.microsoft.com/office/word/2010/wordprocessingDrawing" xmlns:wp="http://schemas.openxmlformats.org/drawingml/2006/wordprocessingDrawing" xmlns:w10="urn:schemas-microsoft-com:office:word" xmlns:w="http://schemas.openxmlformats.org/wordprocessingml/2006/main" xmlns:w14="http://schemas.microsoft.com/office/word/2010/wordml" xmlns:w15="http://schemas.microsoft.com/office/word/2012/wordml" xmlns:w16cex="http://schemas.microsoft.com/office/word/2018/wordml/cex" xmlns:w16cid="http://schemas.microsoft.com/office/word/2016/wordml/cid" xmlns:w16="http://schemas.microsoft.com/office/word/2018/wordml" xmlns:w16du="http://schemas.microsoft.com/office/word/2023/wordml/word16du" xmlns:w16sdtdh="http://schemas.microsoft.com/office/word/2020/wordml/sdtdatahash" xmlns:w16sdtfl="http://schemas.microsoft.com/office/word/2024/wordml/sdtformatlock" xmlns:w16se="http://schemas.microsoft.com/office/word/2015/wordml/symex" xmlns:wpg="http://schemas.microsoft.com/office/word/2010/wordprocessingGroup" xmlns:wpi="http://schemas.microsoft.com/office/word/2010/wordprocessingInk" xmlns:wne="http://schemas.microsoft.com/office/word/2006/wordml" xmlns:wps="http://schemas.microsoft.com/office/word/2010/wordprocessingShape" mc:Ignorable="w14 w15 w16se w16cid w16 w16cex w16sdtdh w16sdtfl w16du wp14">
   <w:sdt>
     <w:sdtPr>
       <w:id w:val="-427820867"/>
@@ -4499,7 +4497,7 @@
             </mc:Choice>
             <mc:Fallback>
               <w:pict>
-                <v:line w14:anchorId="15D8E79D" id="Straight Connector 3" o:spid="_x0000_s1026" style="position:absolute;z-index:251659264;visibility:visible;mso-wrap-style:square;mso-wrap-distance-left:9pt;mso-wrap-distance-top:0;mso-wrap-distance-right:9pt;mso-wrap-distance-bottom:0;mso-position-horizontal:absolute;mso-position-horizontal-relative:text;mso-position-vertical:absolute;mso-position-vertical-relative:text" from="-34.5pt,7.9pt" to="506.25pt,9.4pt" o:gfxdata="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" strokecolor="black [3200]" strokeweight="1pt">
+                <v:line w14:anchorId="534CE0A1" id="Straight Connector 3" o:spid="_x0000_s1026" style="position:absolute;z-index:251659264;visibility:visible;mso-wrap-style:square;mso-wrap-distance-left:9pt;mso-wrap-distance-top:0;mso-wrap-distance-right:9pt;mso-wrap-distance-bottom:0;mso-position-horizontal:absolute;mso-position-horizontal-relative:text;mso-position-vertical:absolute;mso-position-vertical-relative:text" from="-34.5pt,7.9pt" to="506.25pt,9.4pt" o:gfxdata="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" strokecolor="black [3200]" strokeweight="1pt">
                   <v:stroke joinstyle="miter"/>
                 </v:line>
               </w:pict>
@@ -4660,7 +4658,7 @@
 </file>
 
 <file path=word/footnotes.xml><?xml version="1.0" encoding="utf-8"?>
-<w:footnotes xmlns:wpc="http://schemas.microsoft.com/office/word/2010/wordprocessingCanvas" xmlns:cx="http://schemas.microsoft.com/office/drawing/2014/chartex" xmlns:cx1="http://schemas.microsoft.com/office/drawing/2015/9/8/chartex" xmlns:cx2="http://schemas.microsoft.com/office/drawing/2015/10/21/chartex" xmlns:cx3="http://schemas.microsoft.com/office/drawing/2016/5/9/chartex" xmlns:cx4="http://schemas.microsoft.com/office/drawing/2016/5/10/chartex" xmlns:cx5="http://schemas.microsoft.com/office/drawing/2016/5/11/chartex" xmlns:cx6="http://schemas.microsoft.com/office/drawing/2016/5/12/chartex" xmlns:cx7="http://schemas.microsoft.com/office/drawing/2016/5/13/chartex" xmlns:cx8="http://schemas.microsoft.com/office/drawing/2016/5/14/chartex" xmlns:mc="http://schemas.openxmlformats.org/markup-compatibility/2006" xmlns:aink="http://schemas.microsoft.com/office/drawing/2016/ink" xmlns:am3d="http://schemas.microsoft.com/office/drawing/2017/model3d" xmlns:o="urn:schemas-microsoft-com:office:office" xmlns:oel="http://schemas.microsoft.com/office/2019/extlst" xmlns:r="http://schemas.openxmlformats.org/officeDocument/2006/relationships" xmlns:m="http://schemas.openxmlformats.org/officeDocument/2006/math" xmlns:v="urn:schemas-microsoft-com:vml" xmlns:wp14="http://schemas.microsoft.com/office/word/2010/wordprocessingDrawing" xmlns:wp="http://schemas.openxmlformats.org/drawingml/2006/wordprocessingDrawing" xmlns:w10="urn:schemas-microsoft-com:office:word" xmlns:w="http://schemas.openxmlformats.org/wordprocessingml/2006/main" xmlns:w14="http://schemas.microsoft.com/office/word/2010/wordml" xmlns:w15="http://schemas.microsoft.com/office/word/2012/wordml" xmlns:w16cei="http://schemas.microsoft.com/office/word/2026/wordml/cei" xmlns:w16cex="http://schemas.microsoft.com/office/word/2018/wordml/cex" xmlns:w16cid="http://schemas.microsoft.com/office/word/2016/wordml/cid" xmlns:w16="http://schemas.microsoft.com/office/word/2018/wordml" xmlns:w16du="http://schemas.microsoft.com/office/word/2023/wordml/word16du" xmlns:w16sdtdh="http://schemas.microsoft.com/office/word/2020/wordml/sdtdatahash" xmlns:w16sdtfl="http://schemas.microsoft.com/office/word/2024/wordml/sdtformatlock" xmlns:w16se="http://schemas.microsoft.com/office/word/2015/wordml/symex" xmlns:wpg="http://schemas.microsoft.com/office/word/2010/wordprocessingGroup" xmlns:wpi="http://schemas.microsoft.com/office/word/2010/wordprocessingInk" xmlns:wne="http://schemas.microsoft.com/office/word/2006/wordml" xmlns:wps="http://schemas.microsoft.com/office/word/2010/wordprocessingShape" mc:Ignorable="w14 w15 w16se w16cid w16 w16cex w16sdtdh w16sdtfl w16du wp14">
+<w:footnotes xmlns:wpc="http://schemas.microsoft.com/office/word/2010/wordprocessingCanvas" xmlns:cx="http://schemas.microsoft.com/office/drawing/2014/chartex" xmlns:cx1="http://schemas.microsoft.com/office/drawing/2015/9/8/chartex" xmlns:cx2="http://schemas.microsoft.com/office/drawing/2015/10/21/chartex" xmlns:cx3="http://schemas.microsoft.com/office/drawing/2016/5/9/chartex" xmlns:cx4="http://schemas.microsoft.com/office/drawing/2016/5/10/chartex" xmlns:cx5="http://schemas.microsoft.com/office/drawing/2016/5/11/chartex" xmlns:cx6="http://schemas.microsoft.com/office/drawing/2016/5/12/chartex" xmlns:cx7="http://schemas.microsoft.com/office/drawing/2016/5/13/chartex" xmlns:cx8="http://schemas.microsoft.com/office/drawing/2016/5/14/chartex" xmlns:mc="http://schemas.openxmlformats.org/markup-compatibility/2006" xmlns:aink="http://schemas.microsoft.com/office/drawing/2016/ink" xmlns:am3d="http://schemas.microsoft.com/office/drawing/2017/model3d" xmlns:o="urn:schemas-microsoft-com:office:office" xmlns:oel="http://schemas.microsoft.com/office/2019/extlst" xmlns:r="http://schemas.openxmlformats.org/officeDocument/2006/relationships" xmlns:m="http://schemas.openxmlformats.org/officeDocument/2006/math" xmlns:v="urn:schemas-microsoft-com:vml" xmlns:wp14="http://schemas.microsoft.com/office/word/2010/wordprocessingDrawing" xmlns:wp="http://schemas.openxmlformats.org/drawingml/2006/wordprocessingDrawing" xmlns:w10="urn:schemas-microsoft-com:office:word" xmlns:w="http://schemas.openxmlformats.org/wordprocessingml/2006/main" xmlns:w14="http://schemas.microsoft.com/office/word/2010/wordml" xmlns:w15="http://schemas.microsoft.com/office/word/2012/wordml" xmlns:w16cex="http://schemas.microsoft.com/office/word/2018/wordml/cex" xmlns:w16cid="http://schemas.microsoft.com/office/word/2016/wordml/cid" xmlns:w16="http://schemas.microsoft.com/office/word/2018/wordml" xmlns:w16du="http://schemas.microsoft.com/office/word/2023/wordml/word16du" xmlns:w16sdtdh="http://schemas.microsoft.com/office/word/2020/wordml/sdtdatahash" xmlns:w16sdtfl="http://schemas.microsoft.com/office/word/2024/wordml/sdtformatlock" xmlns:w16se="http://schemas.microsoft.com/office/word/2015/wordml/symex" xmlns:wpg="http://schemas.microsoft.com/office/word/2010/wordprocessingGroup" xmlns:wpi="http://schemas.microsoft.com/office/word/2010/wordprocessingInk" xmlns:wne="http://schemas.microsoft.com/office/word/2006/wordml" xmlns:wps="http://schemas.microsoft.com/office/word/2010/wordprocessingShape" mc:Ignorable="w14 w15 w16se w16cid w16 w16cex w16sdtdh w16sdtfl w16du wp14">
   <w:footnote w:type="separator" w:id="-1">
     <w:p>
       <w:r>
@@ -4679,7 +4677,7 @@
 </file>
 
 <file path=word/header1.xml><?xml version="1.0" encoding="utf-8"?>
-<w:hdr xmlns:wpc="http://schemas.microsoft.com/office/word/2010/wordprocessingCanvas" xmlns:cx="http://schemas.microsoft.com/office/drawing/2014/chartex" xmlns:cx1="http://schemas.microsoft.com/office/drawing/2015/9/8/chartex" xmlns:cx2="http://schemas.microsoft.com/office/drawing/2015/10/21/chartex" xmlns:cx3="http://schemas.microsoft.com/office/drawing/2016/5/9/chartex" xmlns:cx4="http://schemas.microsoft.com/office/drawing/2016/5/10/chartex" xmlns:cx5="http://schemas.microsoft.com/office/drawing/2016/5/11/chartex" xmlns:cx6="http://schemas.microsoft.com/office/drawing/2016/5/12/chartex" xmlns:cx7="http://schemas.microsoft.com/office/drawing/2016/5/13/chartex" xmlns:cx8="http://schemas.microsoft.com/office/drawing/2016/5/14/chartex" xmlns:mc="http://schemas.openxmlformats.org/markup-compatibility/2006" xmlns:aink="http://schemas.microsoft.com/office/drawing/2016/ink" xmlns:am3d="http://schemas.microsoft.com/office/drawing/2017/model3d" xmlns:o="urn:schemas-microsoft-com:office:office" xmlns:oel="http://schemas.microsoft.com/office/2019/extlst" xmlns:r="http://schemas.openxmlformats.org/officeDocument/2006/relationships" xmlns:m="http://schemas.openxmlformats.org/officeDocument/2006/math" xmlns:v="urn:schemas-microsoft-com:vml" xmlns:wp14="http://schemas.microsoft.com/office/word/2010/wordprocessingDrawing" xmlns:wp="http://schemas.openxmlformats.org/drawingml/2006/wordprocessingDrawing" xmlns:w10="urn:schemas-microsoft-com:office:word" xmlns:w="http://schemas.openxmlformats.org/wordprocessingml/2006/main" xmlns:w14="http://schemas.microsoft.com/office/word/2010/wordml" xmlns:w15="http://schemas.microsoft.com/office/word/2012/wordml" xmlns:w16cei="http://schemas.microsoft.com/office/word/2026/wordml/cei" xmlns:w16cex="http://schemas.microsoft.com/office/word/2018/wordml/cex" xmlns:w16cid="http://schemas.microsoft.com/office/word/2016/wordml/cid" xmlns:w16="http://schemas.microsoft.com/office/word/2018/wordml" xmlns:w16du="http://schemas.microsoft.com/office/word/2023/wordml/word16du" xmlns:w16sdtdh="http://schemas.microsoft.com/office/word/2020/wordml/sdtdatahash" xmlns:w16sdtfl="http://schemas.microsoft.com/office/word/2024/wordml/sdtformatlock" xmlns:w16se="http://schemas.microsoft.com/office/word/2015/wordml/symex" xmlns:wpg="http://schemas.microsoft.com/office/word/2010/wordprocessingGroup" xmlns:wpi="http://schemas.microsoft.com/office/word/2010/wordprocessingInk" xmlns:wne="http://schemas.microsoft.com/office/word/2006/wordml" xmlns:wps="http://schemas.microsoft.com/office/word/2010/wordprocessingShape" mc:Ignorable="w14 w15 w16se w16cid w16 w16cex w16sdtdh w16sdtfl w16du wp14">
+<w:hdr xmlns:wpc="http://schemas.microsoft.com/office/word/2010/wordprocessingCanvas" xmlns:cx="http://schemas.microsoft.com/office/drawing/2014/chartex" xmlns:cx1="http://schemas.microsoft.com/office/drawing/2015/9/8/chartex" xmlns:cx2="http://schemas.microsoft.com/office/drawing/2015/10/21/chartex" xmlns:cx3="http://schemas.microsoft.com/office/drawing/2016/5/9/chartex" xmlns:cx4="http://schemas.microsoft.com/office/drawing/2016/5/10/chartex" xmlns:cx5="http://schemas.microsoft.com/office/drawing/2016/5/11/chartex" xmlns:cx6="http://schemas.microsoft.com/office/drawing/2016/5/12/chartex" xmlns:cx7="http://schemas.microsoft.com/office/drawing/2016/5/13/chartex" xmlns:cx8="http://schemas.microsoft.com/office/drawing/2016/5/14/chartex" xmlns:mc="http://schemas.openxmlformats.org/markup-compatibility/2006" xmlns:aink="http://schemas.microsoft.com/office/drawing/2016/ink" xmlns:am3d="http://schemas.microsoft.com/office/drawing/2017/model3d" xmlns:o="urn:schemas-microsoft-com:office:office" xmlns:oel="http://schemas.microsoft.com/office/2019/extlst" xmlns:r="http://schemas.openxmlformats.org/officeDocument/2006/relationships" xmlns:m="http://schemas.openxmlformats.org/officeDocument/2006/math" xmlns:v="urn:schemas-microsoft-com:vml" xmlns:wp14="http://schemas.microsoft.com/office/word/2010/wordprocessingDrawing" xmlns:wp="http://schemas.openxmlformats.org/drawingml/2006/wordprocessingDrawing" xmlns:w10="urn:schemas-microsoft-com:office:word" xmlns:w="http://schemas.openxmlformats.org/wordprocessingml/2006/main" xmlns:w14="http://schemas.microsoft.com/office/word/2010/wordml" xmlns:w15="http://schemas.microsoft.com/office/word/2012/wordml" xmlns:w16cex="http://schemas.microsoft.com/office/word/2018/wordml/cex" xmlns:w16cid="http://schemas.microsoft.com/office/word/2016/wordml/cid" xmlns:w16="http://schemas.microsoft.com/office/word/2018/wordml" xmlns:w16du="http://schemas.microsoft.com/office/word/2023/wordml/word16du" xmlns:w16sdtdh="http://schemas.microsoft.com/office/word/2020/wordml/sdtdatahash" xmlns:w16sdtfl="http://schemas.microsoft.com/office/word/2024/wordml/sdtformatlock" xmlns:w16se="http://schemas.microsoft.com/office/word/2015/wordml/symex" xmlns:wpg="http://schemas.microsoft.com/office/word/2010/wordprocessingGroup" xmlns:wpi="http://schemas.microsoft.com/office/word/2010/wordprocessingInk" xmlns:wne="http://schemas.microsoft.com/office/word/2006/wordml" xmlns:wps="http://schemas.microsoft.com/office/word/2010/wordprocessingShape" mc:Ignorable="w14 w15 w16se w16cid w16 w16cex w16sdtdh w16sdtfl w16du wp14">
   <w:p>
     <w:pPr>
       <w:jc w:val="right"/>
@@ -4689,7 +4687,7 @@
 </file>
 
 <file path=word/numbering.xml><?xml version="1.0" encoding="utf-8"?>
-<w:numbering xmlns:wpc="http://schemas.microsoft.com/office/word/2010/wordprocessingCanvas" xmlns:cx="http://schemas.microsoft.com/office/drawing/2014/chartex" xmlns:cx1="http://schemas.microsoft.com/office/drawing/2015/9/8/chartex" xmlns:cx2="http://schemas.microsoft.com/office/drawing/2015/10/21/chartex" xmlns:cx3="http://schemas.microsoft.com/office/drawing/2016/5/9/chartex" xmlns:cx4="http://schemas.microsoft.com/office/drawing/2016/5/10/chartex" xmlns:cx5="http://schemas.microsoft.com/office/drawing/2016/5/11/chartex" xmlns:cx6="http://schemas.microsoft.com/office/drawing/2016/5/12/chartex" xmlns:cx7="http://schemas.microsoft.com/office/drawing/2016/5/13/chartex" xmlns:cx8="http://schemas.microsoft.com/office/drawing/2016/5/14/chartex" xmlns:mc="http://schemas.openxmlformats.org/markup-compatibility/2006" xmlns:aink="http://schemas.microsoft.com/office/drawing/2016/ink" xmlns:am3d="http://schemas.microsoft.com/office/drawing/2017/model3d" xmlns:o="urn:schemas-microsoft-com:office:office" xmlns:oel="http://schemas.microsoft.com/office/2019/extlst" xmlns:r="http://schemas.openxmlformats.org/officeDocument/2006/relationships" xmlns:m="http://schemas.openxmlformats.org/officeDocument/2006/math" xmlns:v="urn:schemas-microsoft-com:vml" xmlns:wp14="http://schemas.microsoft.com/office/word/2010/wordprocessingDrawing" xmlns:wp="http://schemas.openxmlformats.org/drawingml/2006/wordprocessingDrawing" xmlns:w10="urn:schemas-microsoft-com:office:word" xmlns:w="http://schemas.openxmlformats.org/wordprocessingml/2006/main" xmlns:w14="http://schemas.microsoft.com/office/word/2010/wordml" xmlns:w15="http://schemas.microsoft.com/office/word/2012/wordml" xmlns:w16cei="http://schemas.microsoft.com/office/word/2026/wordml/cei" xmlns:w16cex="http://schemas.microsoft.com/office/word/2018/wordml/cex" xmlns:w16cid="http://schemas.microsoft.com/office/word/2016/wordml/cid" xmlns:w16="http://schemas.microsoft.com/office/word/2018/wordml" xmlns:w16du="http://schemas.microsoft.com/office/word/2023/wordml/word16du" xmlns:w16sdtdh="http://schemas.microsoft.com/office/word/2020/wordml/sdtdatahash" xmlns:w16sdtfl="http://schemas.microsoft.com/office/word/2024/wordml/sdtformatlock" xmlns:w16se="http://schemas.microsoft.com/office/word/2015/wordml/symex" xmlns:wpg="http://schemas.microsoft.com/office/word/2010/wordprocessingGroup" xmlns:wpi="http://schemas.microsoft.com/office/word/2010/wordprocessingInk" xmlns:wne="http://schemas.microsoft.com/office/word/2006/wordml" xmlns:wps="http://schemas.microsoft.com/office/word/2010/wordprocessingShape" mc:Ignorable="w14 w15 w16se w16cid w16 w16cex w16sdtdh w16sdtfl w16du wp14">
+<w:numbering xmlns:wpc="http://schemas.microsoft.com/office/word/2010/wordprocessingCanvas" xmlns:cx="http://schemas.microsoft.com/office/drawing/2014/chartex" xmlns:cx1="http://schemas.microsoft.com/office/drawing/2015/9/8/chartex" xmlns:cx2="http://schemas.microsoft.com/office/drawing/2015/10/21/chartex" xmlns:cx3="http://schemas.microsoft.com/office/drawing/2016/5/9/chartex" xmlns:cx4="http://schemas.microsoft.com/office/drawing/2016/5/10/chartex" xmlns:cx5="http://schemas.microsoft.com/office/drawing/2016/5/11/chartex" xmlns:cx6="http://schemas.microsoft.com/office/drawing/2016/5/12/chartex" xmlns:cx7="http://schemas.microsoft.com/office/drawing/2016/5/13/chartex" xmlns:cx8="http://schemas.microsoft.com/office/drawing/2016/5/14/chartex" xmlns:mc="http://schemas.openxmlformats.org/markup-compatibility/2006" xmlns:aink="http://schemas.microsoft.com/office/drawing/2016/ink" xmlns:am3d="http://schemas.microsoft.com/office/drawing/2017/model3d" xmlns:o="urn:schemas-microsoft-com:office:office" xmlns:oel="http://schemas.microsoft.com/office/2019/extlst" xmlns:r="http://schemas.openxmlformats.org/officeDocument/2006/relationships" xmlns:m="http://schemas.openxmlformats.org/officeDocument/2006/math" xmlns:v="urn:schemas-microsoft-com:vml" xmlns:wp14="http://schemas.microsoft.com/office/word/2010/wordprocessingDrawing" xmlns:wp="http://schemas.openxmlformats.org/drawingml/2006/wordprocessingDrawing" xmlns:w10="urn:schemas-microsoft-com:office:word" xmlns:w="http://schemas.openxmlformats.org/wordprocessingml/2006/main" xmlns:w14="http://schemas.microsoft.com/office/word/2010/wordml" xmlns:w15="http://schemas.microsoft.com/office/word/2012/wordml" xmlns:w16cex="http://schemas.microsoft.com/office/word/2018/wordml/cex" xmlns:w16cid="http://schemas.microsoft.com/office/word/2016/wordml/cid" xmlns:w16="http://schemas.microsoft.com/office/word/2018/wordml" xmlns:w16du="http://schemas.microsoft.com/office/word/2023/wordml/word16du" xmlns:w16sdtdh="http://schemas.microsoft.com/office/word/2020/wordml/sdtdatahash" xmlns:w16sdtfl="http://schemas.microsoft.com/office/word/2024/wordml/sdtformatlock" xmlns:w16se="http://schemas.microsoft.com/office/word/2015/wordml/symex" xmlns:wpg="http://schemas.microsoft.com/office/word/2010/wordprocessingGroup" xmlns:wpi="http://schemas.microsoft.com/office/word/2010/wordprocessingInk" xmlns:wne="http://schemas.microsoft.com/office/word/2006/wordml" xmlns:wps="http://schemas.microsoft.com/office/word/2010/wordprocessingShape" mc:Ignorable="w14 w15 w16se w16cid w16 w16cex w16sdtdh w16sdtfl w16du wp14">
   <w:abstractNum w:abstractNumId="0" w15:restartNumberingAfterBreak="0">
     <w:nsid w:val="01902233"/>
     <w:multiLevelType w:val="hybridMultilevel"/>
